--- a/BI/BI_Assignment2/BI_Assignment2.docx
+++ b/BI/BI_Assignment2/BI_Assignment2.docx
@@ -26,6 +26,7 @@
     </w:p>
     <w:p>
       <w:pPr>
+        <w:jc w:val="both"/>
         <w:rPr>
           <w:rFonts w:ascii="Times New Roman" w:hAnsi="Times New Roman" w:cs="Times New Roman"/>
           <w:b/>
@@ -47,6 +48,7 @@
     </w:p>
     <w:p>
       <w:pPr>
+        <w:jc w:val="both"/>
         <w:rPr>
           <w:rFonts w:ascii="Times New Roman" w:hAnsi="Times New Roman" w:cs="Times New Roman"/>
           <w:b/>
@@ -68,6 +70,7 @@
     </w:p>
     <w:p>
       <w:pPr>
+        <w:jc w:val="both"/>
         <w:rPr>
           <w:rFonts w:ascii="Times New Roman" w:hAnsi="Times New Roman" w:cs="Times New Roman"/>
           <w:b/>
@@ -93,6 +96,7 @@
           <w:ilvl w:val="0"/>
           <w:numId w:val="1"/>
         </w:numPr>
+        <w:jc w:val="both"/>
         <w:rPr>
           <w:rFonts w:ascii="Times New Roman" w:hAnsi="Times New Roman" w:cs="Times New Roman"/>
           <w:b/>
@@ -118,6 +122,7 @@
           <w:ilvl w:val="0"/>
           <w:numId w:val="1"/>
         </w:numPr>
+        <w:jc w:val="both"/>
         <w:rPr>
           <w:rFonts w:ascii="Times New Roman" w:hAnsi="Times New Roman" w:cs="Times New Roman"/>
           <w:b/>
@@ -143,6 +148,7 @@
           <w:ilvl w:val="0"/>
           <w:numId w:val="1"/>
         </w:numPr>
+        <w:jc w:val="both"/>
         <w:rPr>
           <w:rFonts w:ascii="Times New Roman" w:hAnsi="Times New Roman" w:cs="Times New Roman"/>
           <w:b/>
@@ -164,6 +170,7 @@
     </w:p>
     <w:p>
       <w:pPr>
+        <w:jc w:val="both"/>
         <w:rPr>
           <w:rFonts w:ascii="Times New Roman" w:hAnsi="Times New Roman" w:cs="Times New Roman"/>
           <w:b/>
@@ -185,6 +192,7 @@
     </w:p>
     <w:p>
       <w:pPr>
+        <w:jc w:val="both"/>
         <w:rPr>
           <w:rFonts w:ascii="Times New Roman" w:hAnsi="Times New Roman" w:cs="Times New Roman"/>
           <w:b/>
@@ -206,6 +214,7 @@
     </w:p>
     <w:p>
       <w:pPr>
+        <w:jc w:val="both"/>
         <w:rPr>
           <w:rFonts w:ascii="Times New Roman" w:hAnsi="Times New Roman" w:cs="Times New Roman"/>
           <w:b/>
@@ -442,7 +451,7 @@
           <w:szCs w:val="24"/>
         </w:rPr>
         <w:drawing>
-          <wp:inline distT="0" distB="0" distL="0" distR="0" wp14:anchorId="59D249FC" wp14:editId="3D53CD5E">
+          <wp:inline distT="0" distB="0" distL="0" distR="0" wp14:anchorId="59D249FC" wp14:editId="054A813A">
             <wp:extent cx="6643346" cy="4080444"/>
             <wp:effectExtent l="0" t="0" r="5715" b="0"/>
             <wp:docPr id="18064764" name="Picture 3"/>
@@ -577,7 +586,7 @@
           <w:szCs w:val="24"/>
         </w:rPr>
         <w:drawing>
-          <wp:inline distT="0" distB="0" distL="0" distR="0" wp14:anchorId="34E55167" wp14:editId="3EF44DA7">
+          <wp:inline distT="0" distB="0" distL="0" distR="0" wp14:anchorId="34E55167" wp14:editId="100E07B6">
             <wp:extent cx="6645433" cy="4429290"/>
             <wp:effectExtent l="0" t="0" r="3175" b="9525"/>
             <wp:docPr id="1437733379" name="Picture 5"/>
@@ -704,8 +713,8 @@
           <w:szCs w:val="24"/>
         </w:rPr>
         <w:drawing>
-          <wp:inline distT="0" distB="0" distL="0" distR="0" wp14:anchorId="13E9FCFB" wp14:editId="2433C07B">
-            <wp:extent cx="5655537" cy="2515870"/>
+          <wp:inline distT="0" distB="0" distL="0" distR="0" wp14:anchorId="13E9FCFB" wp14:editId="1353C735">
+            <wp:extent cx="5655310" cy="2305050"/>
             <wp:effectExtent l="0" t="0" r="2540" b="0"/>
             <wp:docPr id="898727465" name="Picture 6"/>
             <wp:cNvGraphicFramePr>
@@ -734,7 +743,7 @@
                   <pic:spPr bwMode="auto">
                     <a:xfrm>
                       <a:off x="0" y="0"/>
-                      <a:ext cx="5678895" cy="2526261"/>
+                      <a:ext cx="5678897" cy="2314664"/>
                     </a:xfrm>
                     <a:prstGeom prst="rect">
                       <a:avLst/>
@@ -839,9 +848,9 @@
           <w:szCs w:val="24"/>
         </w:rPr>
         <w:drawing>
-          <wp:inline distT="0" distB="0" distL="0" distR="0" wp14:anchorId="666BBE60" wp14:editId="1036B3D4">
-            <wp:extent cx="6645910" cy="4152265"/>
-            <wp:effectExtent l="0" t="0" r="2540" b="635"/>
+          <wp:inline distT="0" distB="0" distL="0" distR="0" wp14:anchorId="666BBE60" wp14:editId="09D0337C">
+            <wp:extent cx="6645910" cy="3606800"/>
+            <wp:effectExtent l="0" t="0" r="2540" b="0"/>
             <wp:docPr id="656112969" name="Picture 7"/>
             <wp:cNvGraphicFramePr>
               <a:graphicFrameLocks xmlns:a="http://schemas.openxmlformats.org/drawingml/2006/main" noChangeAspect="1"/>
@@ -868,7 +877,7 @@
                   <pic:spPr>
                     <a:xfrm>
                       <a:off x="0" y="0"/>
-                      <a:ext cx="6645910" cy="4152265"/>
+                      <a:ext cx="6645910" cy="3606800"/>
                     </a:xfrm>
                     <a:prstGeom prst="rect">
                       <a:avLst/>
@@ -933,6 +942,38 @@
           <w:szCs w:val="24"/>
         </w:rPr>
       </w:pPr>
+      <w:r>
+        <w:rPr>
+          <w:rFonts w:ascii="Times New Roman" w:hAnsi="Times New Roman" w:cs="Times New Roman"/>
+          <w:b/>
+          <w:bCs/>
+          <w:sz w:val="24"/>
+          <w:szCs w:val="24"/>
+        </w:rPr>
+        <w:t>Conclusion</w:t>
+      </w:r>
+    </w:p>
+    <w:p>
+      <w:pPr>
+        <w:jc w:val="both"/>
+        <w:rPr>
+          <w:rFonts w:ascii="Times New Roman" w:hAnsi="Times New Roman" w:cs="Times New Roman"/>
+          <w:b/>
+          <w:bCs/>
+          <w:sz w:val="24"/>
+          <w:szCs w:val="24"/>
+        </w:rPr>
+      </w:pPr>
+      <w:r>
+        <w:rPr>
+          <w:rFonts w:ascii="Times New Roman" w:hAnsi="Times New Roman" w:cs="Times New Roman"/>
+          <w:b/>
+          <w:bCs/>
+          <w:sz w:val="24"/>
+          <w:szCs w:val="24"/>
+        </w:rPr>
+        <w:t>The practical demonstrated the complete ETL pipeline using SQL Server, where data was extracted from source input, transformed using SQL queries, and loaded into a structured database. This shows that ETL is a process rather than a tool, and SQL itself can be used to perform data cleaning and transformation, which is essential for building reliable data warehouses.</w:t>
+      </w:r>
     </w:p>
     <w:sectPr>
       <w:pgSz w:w="11906" w:h="16838"/>
